--- a/Proposal-2200018157 - ARDDIAN DARMAWAN BAB 4.docx
+++ b/Proposal-2200018157 - ARDDIAN DARMAWAN BAB 4.docx
@@ -10,106 +10,18 @@
           <w:b/>
           <w:sz w:val="28"/>
           <w:szCs w:val="28"/>
+          <w:lang w:val="sv-SE"/>
         </w:rPr>
       </w:pPr>
       <w:bookmarkStart w:id="0" w:name="_Toc39088"/>
-      <w:proofErr w:type="spellStart"/>
       <w:r>
         <w:rPr>
           <w:b/>
           <w:sz w:val="28"/>
           <w:szCs w:val="28"/>
-        </w:rPr>
-        <w:t>n</w:t>
-      </w:r>
-      <w:r>
-        <w:rPr>
-          <w:b/>
-          <w:sz w:val="28"/>
-          <w:szCs w:val="28"/>
-        </w:rPr>
-        <w:t>Pengembangan</w:t>
-      </w:r>
-      <w:proofErr w:type="spellEnd"/>
-      <w:r>
-        <w:rPr>
-          <w:b/>
-          <w:sz w:val="28"/>
-          <w:szCs w:val="28"/>
-        </w:rPr>
-        <w:t xml:space="preserve"> Model </w:t>
-      </w:r>
-      <w:proofErr w:type="spellStart"/>
-      <w:r>
-        <w:rPr>
-          <w:b/>
-          <w:sz w:val="28"/>
-          <w:szCs w:val="28"/>
-        </w:rPr>
-        <w:t>Prediksi</w:t>
-      </w:r>
-      <w:proofErr w:type="spellEnd"/>
-      <w:r>
-        <w:rPr>
-          <w:b/>
-          <w:sz w:val="28"/>
-          <w:szCs w:val="28"/>
-        </w:rPr>
-        <w:t xml:space="preserve"> </w:t>
-      </w:r>
-      <w:proofErr w:type="spellStart"/>
-      <w:r>
-        <w:rPr>
-          <w:b/>
-          <w:sz w:val="28"/>
-          <w:szCs w:val="28"/>
-        </w:rPr>
-        <w:t>Penyakit</w:t>
-      </w:r>
-      <w:proofErr w:type="spellEnd"/>
-      <w:r>
-        <w:rPr>
-          <w:b/>
-          <w:sz w:val="28"/>
-          <w:szCs w:val="28"/>
-        </w:rPr>
-        <w:t xml:space="preserve"> </w:t>
-      </w:r>
-      <w:proofErr w:type="spellStart"/>
-      <w:r>
-        <w:rPr>
-          <w:b/>
-          <w:sz w:val="28"/>
-          <w:szCs w:val="28"/>
-        </w:rPr>
-        <w:t>Jantung</w:t>
-      </w:r>
-      <w:proofErr w:type="spellEnd"/>
-      <w:r>
-        <w:rPr>
-          <w:b/>
-          <w:sz w:val="28"/>
-          <w:szCs w:val="28"/>
-        </w:rPr>
-        <w:t xml:space="preserve"> </w:t>
-      </w:r>
-      <w:proofErr w:type="spellStart"/>
-      <w:r>
-        <w:rPr>
-          <w:b/>
-          <w:sz w:val="28"/>
-          <w:szCs w:val="28"/>
-        </w:rPr>
-        <w:t>dengan</w:t>
-      </w:r>
-      <w:proofErr w:type="spellEnd"/>
-      <w:r>
-        <w:rPr>
-          <w:b/>
-          <w:sz w:val="28"/>
-          <w:szCs w:val="28"/>
-        </w:rPr>
-        <w:t xml:space="preserve"> Metode SMOTE-IPF dan SVM</w:t>
+          <w:lang w:val="sv-SE"/>
+        </w:rPr>
+        <w:t>Pengembangan Model Prediksi Penyakit Jantung dengan Metode SMOTE-IPF dan SVM</w:t>
       </w:r>
     </w:p>
     <w:p>
@@ -118,6 +30,7 @@
         <w:jc w:val="center"/>
         <w:rPr>
           <w:b/>
+          <w:lang w:val="sv-SE"/>
         </w:rPr>
       </w:pPr>
     </w:p>
@@ -127,6 +40,7 @@
         <w:jc w:val="center"/>
         <w:rPr>
           <w:b/>
+          <w:lang w:val="sv-SE"/>
         </w:rPr>
       </w:pPr>
     </w:p>
@@ -8327,298 +8241,81 @@
       <w:pPr>
         <w:spacing w:after="278" w:line="359" w:lineRule="auto"/>
         <w:ind w:left="564" w:firstLine="360"/>
-      </w:pPr>
-      <w:proofErr w:type="spellStart"/>
-      <w:r>
-        <w:t>Sebuah</w:t>
-      </w:r>
-      <w:proofErr w:type="spellEnd"/>
-      <w:r>
-        <w:t xml:space="preserve"> </w:t>
-      </w:r>
-      <w:proofErr w:type="spellStart"/>
-      <w:r>
-        <w:t>studi</w:t>
-      </w:r>
-      <w:proofErr w:type="spellEnd"/>
-      <w:r>
-        <w:t xml:space="preserve"> </w:t>
+        <w:rPr>
+          <w:lang w:val="sv-SE"/>
+        </w:rPr>
+      </w:pPr>
+      <w:r>
+        <w:rPr>
+          <w:lang w:val="sv-SE"/>
+        </w:rPr>
+        <w:t xml:space="preserve">Sebuah studi </w:t>
       </w:r>
       <w:proofErr w:type="gramStart"/>
       <w:r>
+        <w:rPr>
+          <w:lang w:val="sv-SE"/>
+        </w:rPr>
         <w:t>lain[</w:t>
       </w:r>
       <w:proofErr w:type="gramEnd"/>
       <w:r>
-        <w:t xml:space="preserve">14] </w:t>
-      </w:r>
-      <w:proofErr w:type="spellStart"/>
-      <w:r>
-        <w:t>bertujuan</w:t>
-      </w:r>
-      <w:proofErr w:type="spellEnd"/>
-      <w:r>
-        <w:t xml:space="preserve"> </w:t>
-      </w:r>
-      <w:proofErr w:type="spellStart"/>
-      <w:r>
-        <w:t>untuk</w:t>
-      </w:r>
-      <w:proofErr w:type="spellEnd"/>
-      <w:r>
-        <w:t xml:space="preserve"> </w:t>
-      </w:r>
-      <w:proofErr w:type="spellStart"/>
-      <w:r>
-        <w:t>meningkatkan</w:t>
-      </w:r>
-      <w:proofErr w:type="spellEnd"/>
-      <w:r>
-        <w:t xml:space="preserve"> </w:t>
-      </w:r>
-      <w:proofErr w:type="spellStart"/>
-      <w:r>
-        <w:t>prediksi</w:t>
-      </w:r>
-      <w:proofErr w:type="spellEnd"/>
-      <w:r>
-        <w:t xml:space="preserve"> </w:t>
-      </w:r>
-      <w:proofErr w:type="spellStart"/>
-      <w:r>
-        <w:t>kelangsungan</w:t>
-      </w:r>
-      <w:proofErr w:type="spellEnd"/>
-      <w:r>
-        <w:t xml:space="preserve"> </w:t>
-      </w:r>
-      <w:proofErr w:type="spellStart"/>
-      <w:r>
-        <w:t>hidup</w:t>
-      </w:r>
-      <w:proofErr w:type="spellEnd"/>
-      <w:r>
-        <w:t xml:space="preserve"> </w:t>
-      </w:r>
-      <w:proofErr w:type="spellStart"/>
-      <w:r>
-        <w:t>pasien</w:t>
-      </w:r>
-      <w:proofErr w:type="spellEnd"/>
-      <w:r>
-        <w:t xml:space="preserve"> </w:t>
-      </w:r>
-      <w:proofErr w:type="spellStart"/>
-      <w:r>
-        <w:t>penyakit</w:t>
-      </w:r>
-      <w:proofErr w:type="spellEnd"/>
-      <w:r>
-        <w:t xml:space="preserve"> </w:t>
-      </w:r>
-      <w:proofErr w:type="spellStart"/>
-      <w:r>
-        <w:t>jantung</w:t>
-      </w:r>
-      <w:proofErr w:type="spellEnd"/>
-      <w:r>
-        <w:t xml:space="preserve"> </w:t>
-      </w:r>
-      <w:proofErr w:type="spellStart"/>
-      <w:r>
-        <w:t>menggunakan</w:t>
-      </w:r>
-      <w:proofErr w:type="spellEnd"/>
-      <w:r>
-        <w:t xml:space="preserve"> SMOTE. </w:t>
-      </w:r>
-      <w:proofErr w:type="spellStart"/>
-      <w:r>
-        <w:t>Penelitian</w:t>
-      </w:r>
-      <w:proofErr w:type="spellEnd"/>
-      <w:r>
-        <w:t xml:space="preserve"> </w:t>
-      </w:r>
-      <w:proofErr w:type="spellStart"/>
-      <w:r>
-        <w:t>ini</w:t>
-      </w:r>
-      <w:proofErr w:type="spellEnd"/>
-      <w:r>
-        <w:t xml:space="preserve"> </w:t>
-      </w:r>
-      <w:proofErr w:type="spellStart"/>
-      <w:r>
-        <w:t>menggunakan</w:t>
-      </w:r>
-      <w:proofErr w:type="spellEnd"/>
-      <w:r>
-        <w:t xml:space="preserve"> dataset </w:t>
+        <w:rPr>
+          <w:lang w:val="sv-SE"/>
+        </w:rPr>
+        <w:t xml:space="preserve">14] bertujuan untuk meningkatkan prediksi kelangsungan hidup pasien penyakit jantung menggunakan SMOTE. Penelitian ini menggunakan dataset </w:t>
       </w:r>
       <w:r>
         <w:rPr>
           <w:i/>
+          <w:lang w:val="sv-SE"/>
         </w:rPr>
         <w:t>Heart Failure Clinical Records</w:t>
       </w:r>
       <w:r>
-        <w:t xml:space="preserve"> dan </w:t>
-      </w:r>
-      <w:proofErr w:type="spellStart"/>
-      <w:r>
-        <w:t>menguji</w:t>
-      </w:r>
-      <w:proofErr w:type="spellEnd"/>
-      <w:r>
-        <w:t xml:space="preserve"> </w:t>
-      </w:r>
-      <w:proofErr w:type="spellStart"/>
-      <w:r>
-        <w:t>delapan</w:t>
-      </w:r>
-      <w:proofErr w:type="spellEnd"/>
-      <w:r>
-        <w:t xml:space="preserve"> model </w:t>
-      </w:r>
-      <w:proofErr w:type="spellStart"/>
-      <w:r>
-        <w:t>klasifikasi</w:t>
-      </w:r>
-      <w:proofErr w:type="spellEnd"/>
-      <w:r>
-        <w:t xml:space="preserve"> yang </w:t>
-      </w:r>
-      <w:proofErr w:type="spellStart"/>
-      <w:r>
-        <w:t>berbeda</w:t>
-      </w:r>
-      <w:proofErr w:type="spellEnd"/>
-      <w:r>
-        <w:t xml:space="preserve">, </w:t>
-      </w:r>
-      <w:proofErr w:type="spellStart"/>
-      <w:r>
-        <w:t>termasuk</w:t>
-      </w:r>
-      <w:proofErr w:type="spellEnd"/>
-      <w:r>
-        <w:t xml:space="preserve"> </w:t>
+        <w:rPr>
+          <w:lang w:val="sv-SE"/>
+        </w:rPr>
+        <w:t xml:space="preserve"> dan menguji delapan model klasifikasi yang berbeda, termasuk </w:t>
       </w:r>
       <w:r>
         <w:rPr>
           <w:i/>
+          <w:lang w:val="sv-SE"/>
         </w:rPr>
         <w:t>Decision Tree</w:t>
       </w:r>
       <w:r>
+        <w:rPr>
+          <w:lang w:val="sv-SE"/>
+        </w:rPr>
         <w:t xml:space="preserve"> (DT) dan </w:t>
       </w:r>
       <w:r>
         <w:rPr>
           <w:i/>
+          <w:lang w:val="sv-SE"/>
         </w:rPr>
         <w:t>Random Forest</w:t>
       </w:r>
       <w:r>
-        <w:t xml:space="preserve"> (RF). Hasil </w:t>
-      </w:r>
-      <w:proofErr w:type="spellStart"/>
-      <w:r>
-        <w:t>studi</w:t>
-      </w:r>
-      <w:proofErr w:type="spellEnd"/>
-      <w:r>
-        <w:t xml:space="preserve"> </w:t>
-      </w:r>
-      <w:proofErr w:type="spellStart"/>
-      <w:r>
-        <w:t>menunjukkan</w:t>
-      </w:r>
-      <w:proofErr w:type="spellEnd"/>
-      <w:r>
-        <w:t xml:space="preserve"> </w:t>
-      </w:r>
-      <w:proofErr w:type="spellStart"/>
-      <w:r>
-        <w:t>bahwa</w:t>
-      </w:r>
-      <w:proofErr w:type="spellEnd"/>
-      <w:r>
-        <w:t xml:space="preserve"> </w:t>
-      </w:r>
-      <w:proofErr w:type="spellStart"/>
-      <w:r>
-        <w:t>kombinasi</w:t>
-      </w:r>
-      <w:proofErr w:type="spellEnd"/>
-      <w:r>
-        <w:t xml:space="preserve"> </w:t>
+        <w:rPr>
+          <w:lang w:val="sv-SE"/>
+        </w:rPr>
+        <w:t xml:space="preserve"> (RF). Hasil studi menunjukkan bahwa kombinasi </w:t>
       </w:r>
       <w:r>
         <w:rPr>
           <w:i/>
+          <w:lang w:val="sv-SE"/>
         </w:rPr>
         <w:t>Random Forest</w:t>
       </w:r>
       <w:r>
-        <w:t xml:space="preserve"> </w:t>
-      </w:r>
-      <w:proofErr w:type="spellStart"/>
-      <w:r>
-        <w:t>dengan</w:t>
-      </w:r>
-      <w:proofErr w:type="spellEnd"/>
-      <w:r>
-        <w:t xml:space="preserve"> SMOTE </w:t>
-      </w:r>
-      <w:proofErr w:type="spellStart"/>
-      <w:r>
-        <w:t>memberikan</w:t>
-      </w:r>
-      <w:proofErr w:type="spellEnd"/>
-      <w:r>
-        <w:t xml:space="preserve"> </w:t>
-      </w:r>
-      <w:proofErr w:type="spellStart"/>
-      <w:r>
-        <w:t>performa</w:t>
-      </w:r>
-      <w:proofErr w:type="spellEnd"/>
-      <w:r>
-        <w:t xml:space="preserve"> </w:t>
-      </w:r>
-      <w:proofErr w:type="spellStart"/>
-      <w:r>
-        <w:t>terbaik</w:t>
-      </w:r>
-      <w:proofErr w:type="spellEnd"/>
-      <w:r>
-        <w:t xml:space="preserve"> </w:t>
-      </w:r>
-      <w:proofErr w:type="spellStart"/>
-      <w:r>
-        <w:t>dengan</w:t>
-      </w:r>
-      <w:proofErr w:type="spellEnd"/>
-      <w:r>
-        <w:t xml:space="preserve"> </w:t>
-      </w:r>
-      <w:proofErr w:type="spellStart"/>
-      <w:r>
-        <w:t>akurasi</w:t>
-      </w:r>
-      <w:proofErr w:type="spellEnd"/>
-      <w:r>
-        <w:t xml:space="preserve"> </w:t>
-      </w:r>
-      <w:proofErr w:type="spellStart"/>
-      <w:r>
-        <w:t>mencapai</w:t>
-      </w:r>
-      <w:proofErr w:type="spellEnd"/>
-      <w:r>
-        <w:t xml:space="preserve"> 95,12%. </w:t>
+        <w:rPr>
+          <w:lang w:val="sv-SE"/>
+        </w:rPr>
+        <w:t xml:space="preserve"> dengan SMOTE memberikan performa terbaik dengan akurasi mencapai 95,12%. </w:t>
       </w:r>
     </w:p>
     <w:p>
@@ -8629,85 +8326,11 @@
           <w:lang w:val="sv-SE"/>
         </w:rPr>
       </w:pPr>
-      <w:proofErr w:type="spellStart"/>
-      <w:r>
-        <w:t>Efektivitas</w:t>
-      </w:r>
-      <w:proofErr w:type="spellEnd"/>
-      <w:r>
-        <w:t xml:space="preserve"> SMOTE juga </w:t>
-      </w:r>
-      <w:proofErr w:type="spellStart"/>
-      <w:r>
-        <w:t>dibuktikan</w:t>
-      </w:r>
-      <w:proofErr w:type="spellEnd"/>
-      <w:r>
-        <w:t xml:space="preserve"> </w:t>
-      </w:r>
-      <w:proofErr w:type="spellStart"/>
-      <w:r>
-        <w:t>dalam</w:t>
-      </w:r>
-      <w:proofErr w:type="spellEnd"/>
-      <w:r>
-        <w:t xml:space="preserve"> </w:t>
-      </w:r>
-      <w:proofErr w:type="spellStart"/>
-      <w:r>
-        <w:t>sebuah</w:t>
-      </w:r>
-      <w:proofErr w:type="spellEnd"/>
-      <w:r>
-        <w:t xml:space="preserve"> </w:t>
-      </w:r>
-      <w:proofErr w:type="spellStart"/>
-      <w:r>
-        <w:t>penelitian</w:t>
-      </w:r>
-      <w:proofErr w:type="spellEnd"/>
-      <w:r>
-        <w:t xml:space="preserve"> yang </w:t>
-      </w:r>
-      <w:proofErr w:type="spellStart"/>
-      <w:r>
-        <w:t>berfokus</w:t>
-      </w:r>
-      <w:proofErr w:type="spellEnd"/>
-      <w:r>
-        <w:t xml:space="preserve"> pada </w:t>
-      </w:r>
-      <w:proofErr w:type="spellStart"/>
-      <w:r>
-        <w:t>klasifikasi</w:t>
-      </w:r>
-      <w:proofErr w:type="spellEnd"/>
-      <w:r>
-        <w:t xml:space="preserve"> </w:t>
-      </w:r>
-      <w:proofErr w:type="spellStart"/>
-      <w:r>
-        <w:t>penyakit</w:t>
-      </w:r>
-      <w:proofErr w:type="spellEnd"/>
-      <w:r>
-        <w:t xml:space="preserve"> </w:t>
-      </w:r>
-      <w:proofErr w:type="spellStart"/>
-      <w:r>
-        <w:t>gagal</w:t>
-      </w:r>
-      <w:proofErr w:type="spellEnd"/>
-      <w:r>
-        <w:t xml:space="preserve"> </w:t>
-      </w:r>
-      <w:proofErr w:type="spellStart"/>
-      <w:r>
-        <w:t>jantung</w:t>
-      </w:r>
-      <w:proofErr w:type="spellEnd"/>
-      <w:r>
-        <w:t xml:space="preserve"> [15]. </w:t>
+      <w:r>
+        <w:rPr>
+          <w:lang w:val="sv-SE"/>
+        </w:rPr>
+        <w:t xml:space="preserve">Efektivitas SMOTE juga dibuktikan dalam sebuah penelitian yang berfokus pada klasifikasi penyakit gagal jantung [15]. </w:t>
       </w:r>
       <w:r>
         <w:rPr>
@@ -14374,21 +13997,12 @@
               <w:ind w:left="2" w:firstLine="0"/>
               <w:jc w:val="left"/>
             </w:pPr>
-            <w:proofErr w:type="spellStart"/>
-            <w:r>
-              <w:rPr>
-                <w:rFonts w:ascii="Times New Roman" w:eastAsia="Times New Roman" w:hAnsi="Times New Roman" w:cs="Times New Roman"/>
-                <w:sz w:val="20"/>
-              </w:rPr>
-              <w:t>PhysicalActivity</w:t>
-            </w:r>
-            <w:proofErr w:type="spellEnd"/>
-            <w:r>
-              <w:rPr>
-                <w:rFonts w:ascii="Times New Roman" w:eastAsia="Times New Roman" w:hAnsi="Times New Roman" w:cs="Times New Roman"/>
-                <w:sz w:val="20"/>
-              </w:rPr>
-              <w:t xml:space="preserve">  </w:t>
+            <w:r>
+              <w:rPr>
+                <w:rFonts w:ascii="Times New Roman" w:eastAsia="Times New Roman" w:hAnsi="Times New Roman" w:cs="Times New Roman"/>
+                <w:sz w:val="20"/>
+              </w:rPr>
+              <w:t xml:space="preserve">PhysicalActivity  </w:t>
             </w:r>
           </w:p>
           <w:p>
@@ -15049,180 +14663,33 @@
               <w:spacing w:after="0" w:line="239" w:lineRule="auto"/>
               <w:ind w:left="0" w:right="68" w:firstLine="0"/>
               <w:jc w:val="left"/>
+              <w:rPr>
+                <w:lang w:val="sv-SE"/>
+              </w:rPr>
             </w:pPr>
             <w:r>
               <w:rPr>
                 <w:rFonts w:ascii="Times New Roman" w:eastAsia="Times New Roman" w:hAnsi="Times New Roman" w:cs="Times New Roman"/>
                 <w:sz w:val="20"/>
-              </w:rPr>
-              <w:t xml:space="preserve">94,54% </w:t>
-            </w:r>
-            <w:proofErr w:type="spellStart"/>
-            <w:r>
-              <w:rPr>
-                <w:rFonts w:ascii="Times New Roman" w:eastAsia="Times New Roman" w:hAnsi="Times New Roman" w:cs="Times New Roman"/>
-                <w:sz w:val="20"/>
-              </w:rPr>
-              <w:t>dengan</w:t>
-            </w:r>
-            <w:proofErr w:type="spellEnd"/>
-            <w:r>
-              <w:rPr>
-                <w:rFonts w:ascii="Times New Roman" w:eastAsia="Times New Roman" w:hAnsi="Times New Roman" w:cs="Times New Roman"/>
-                <w:sz w:val="20"/>
-              </w:rPr>
-              <w:t xml:space="preserve"> </w:t>
-            </w:r>
-            <w:proofErr w:type="spellStart"/>
-            <w:r>
-              <w:rPr>
-                <w:rFonts w:ascii="Times New Roman" w:eastAsia="Times New Roman" w:hAnsi="Times New Roman" w:cs="Times New Roman"/>
-                <w:sz w:val="20"/>
-              </w:rPr>
-              <w:t>nilai</w:t>
-            </w:r>
-            <w:proofErr w:type="spellEnd"/>
-            <w:r>
-              <w:rPr>
-                <w:rFonts w:ascii="Times New Roman" w:eastAsia="Times New Roman" w:hAnsi="Times New Roman" w:cs="Times New Roman"/>
-                <w:sz w:val="20"/>
-              </w:rPr>
-              <w:t xml:space="preserve"> </w:t>
-            </w:r>
-            <w:proofErr w:type="spellStart"/>
-            <w:r>
-              <w:rPr>
-                <w:rFonts w:ascii="Times New Roman" w:eastAsia="Times New Roman" w:hAnsi="Times New Roman" w:cs="Times New Roman"/>
-                <w:sz w:val="20"/>
-              </w:rPr>
-              <w:t>kurva</w:t>
-            </w:r>
-            <w:proofErr w:type="spellEnd"/>
-            <w:r>
-              <w:rPr>
-                <w:rFonts w:ascii="Times New Roman" w:eastAsia="Times New Roman" w:hAnsi="Times New Roman" w:cs="Times New Roman"/>
-                <w:sz w:val="20"/>
-              </w:rPr>
-              <w:t xml:space="preserve"> ROC 98,4%. Angka </w:t>
-            </w:r>
-            <w:proofErr w:type="spellStart"/>
-            <w:r>
-              <w:rPr>
-                <w:rFonts w:ascii="Times New Roman" w:eastAsia="Times New Roman" w:hAnsi="Times New Roman" w:cs="Times New Roman"/>
-                <w:sz w:val="20"/>
-              </w:rPr>
-              <w:t>tersebut</w:t>
-            </w:r>
-            <w:proofErr w:type="spellEnd"/>
-            <w:r>
-              <w:rPr>
-                <w:rFonts w:ascii="Times New Roman" w:eastAsia="Times New Roman" w:hAnsi="Times New Roman" w:cs="Times New Roman"/>
-                <w:sz w:val="20"/>
-              </w:rPr>
-              <w:t xml:space="preserve"> </w:t>
-            </w:r>
-            <w:proofErr w:type="spellStart"/>
-            <w:r>
-              <w:rPr>
-                <w:rFonts w:ascii="Times New Roman" w:eastAsia="Times New Roman" w:hAnsi="Times New Roman" w:cs="Times New Roman"/>
-                <w:sz w:val="20"/>
-              </w:rPr>
-              <w:t>merupakan</w:t>
-            </w:r>
-            <w:proofErr w:type="spellEnd"/>
-            <w:r>
-              <w:rPr>
-                <w:rFonts w:ascii="Times New Roman" w:eastAsia="Times New Roman" w:hAnsi="Times New Roman" w:cs="Times New Roman"/>
-                <w:sz w:val="20"/>
-              </w:rPr>
-              <w:t xml:space="preserve"> </w:t>
-            </w:r>
-            <w:proofErr w:type="spellStart"/>
-            <w:r>
-              <w:rPr>
-                <w:rFonts w:ascii="Times New Roman" w:eastAsia="Times New Roman" w:hAnsi="Times New Roman" w:cs="Times New Roman"/>
-                <w:sz w:val="20"/>
-              </w:rPr>
-              <w:t>peningkatan</w:t>
-            </w:r>
-            <w:proofErr w:type="spellEnd"/>
-            <w:r>
-              <w:rPr>
-                <w:rFonts w:ascii="Times New Roman" w:eastAsia="Times New Roman" w:hAnsi="Times New Roman" w:cs="Times New Roman"/>
-                <w:sz w:val="20"/>
-              </w:rPr>
-              <w:t xml:space="preserve"> yang </w:t>
-            </w:r>
-            <w:proofErr w:type="spellStart"/>
-            <w:r>
-              <w:rPr>
-                <w:rFonts w:ascii="Times New Roman" w:eastAsia="Times New Roman" w:hAnsi="Times New Roman" w:cs="Times New Roman"/>
-                <w:sz w:val="20"/>
-              </w:rPr>
-              <w:t>signifikan</w:t>
-            </w:r>
-            <w:proofErr w:type="spellEnd"/>
-            <w:r>
-              <w:rPr>
-                <w:rFonts w:ascii="Times New Roman" w:eastAsia="Times New Roman" w:hAnsi="Times New Roman" w:cs="Times New Roman"/>
-                <w:sz w:val="20"/>
-              </w:rPr>
-              <w:t xml:space="preserve"> </w:t>
-            </w:r>
-            <w:proofErr w:type="spellStart"/>
-            <w:r>
-              <w:rPr>
-                <w:rFonts w:ascii="Times New Roman" w:eastAsia="Times New Roman" w:hAnsi="Times New Roman" w:cs="Times New Roman"/>
-                <w:sz w:val="20"/>
-              </w:rPr>
-              <w:t>dari</w:t>
-            </w:r>
-            <w:proofErr w:type="spellEnd"/>
-            <w:r>
-              <w:rPr>
-                <w:rFonts w:ascii="Times New Roman" w:eastAsia="Times New Roman" w:hAnsi="Times New Roman" w:cs="Times New Roman"/>
-                <w:sz w:val="20"/>
-              </w:rPr>
-              <w:t xml:space="preserve"> </w:t>
-            </w:r>
-            <w:proofErr w:type="spellStart"/>
-            <w:r>
-              <w:rPr>
-                <w:rFonts w:ascii="Times New Roman" w:eastAsia="Times New Roman" w:hAnsi="Times New Roman" w:cs="Times New Roman"/>
-                <w:sz w:val="20"/>
-              </w:rPr>
-              <w:t>performa</w:t>
-            </w:r>
-            <w:proofErr w:type="spellEnd"/>
-            <w:r>
-              <w:rPr>
-                <w:rFonts w:ascii="Times New Roman" w:eastAsia="Times New Roman" w:hAnsi="Times New Roman" w:cs="Times New Roman"/>
-                <w:sz w:val="20"/>
-              </w:rPr>
-              <w:t xml:space="preserve"> </w:t>
-            </w:r>
-            <w:proofErr w:type="spellStart"/>
+                <w:lang w:val="sv-SE"/>
+              </w:rPr>
+              <w:t xml:space="preserve">94,54% dengan nilai kurva ROC 98,4%. Angka tersebut merupakan peningkatan yang signifikan dari performa </w:t>
+            </w:r>
             <w:proofErr w:type="gramStart"/>
             <w:r>
               <w:rPr>
                 <w:rFonts w:ascii="Times New Roman" w:eastAsia="Times New Roman" w:hAnsi="Times New Roman" w:cs="Times New Roman"/>
                 <w:sz w:val="20"/>
-              </w:rPr>
-              <w:t>awal</w:t>
-            </w:r>
-            <w:proofErr w:type="spellEnd"/>
-            <w:r>
-              <w:rPr>
-                <w:rFonts w:ascii="Times New Roman" w:eastAsia="Times New Roman" w:hAnsi="Times New Roman" w:cs="Times New Roman"/>
-                <w:sz w:val="20"/>
-              </w:rPr>
-              <w:t xml:space="preserve">  </w:t>
+                <w:lang w:val="sv-SE"/>
+              </w:rPr>
+              <w:t xml:space="preserve">awal  </w:t>
             </w:r>
             <w:r>
               <w:rPr>
                 <w:rFonts w:ascii="Times New Roman" w:eastAsia="Times New Roman" w:hAnsi="Times New Roman" w:cs="Times New Roman"/>
                 <w:i/>
                 <w:sz w:val="20"/>
+                <w:lang w:val="sv-SE"/>
               </w:rPr>
               <w:t>Random</w:t>
             </w:r>
@@ -15232,6 +14699,7 @@
                 <w:rFonts w:ascii="Times New Roman" w:eastAsia="Times New Roman" w:hAnsi="Times New Roman" w:cs="Times New Roman"/>
                 <w:i/>
                 <w:sz w:val="20"/>
+                <w:lang w:val="sv-SE"/>
               </w:rPr>
               <w:t xml:space="preserve"> Forest</w:t>
             </w:r>
@@ -15239,72 +14707,9 @@
               <w:rPr>
                 <w:rFonts w:ascii="Times New Roman" w:eastAsia="Times New Roman" w:hAnsi="Times New Roman" w:cs="Times New Roman"/>
                 <w:sz w:val="20"/>
-              </w:rPr>
-              <w:t xml:space="preserve"> </w:t>
-            </w:r>
-            <w:proofErr w:type="spellStart"/>
-            <w:r>
-              <w:rPr>
-                <w:rFonts w:ascii="Times New Roman" w:eastAsia="Times New Roman" w:hAnsi="Times New Roman" w:cs="Times New Roman"/>
-                <w:sz w:val="20"/>
-              </w:rPr>
-              <w:t>sebagai</w:t>
-            </w:r>
-            <w:proofErr w:type="spellEnd"/>
-            <w:r>
-              <w:rPr>
-                <w:rFonts w:ascii="Times New Roman" w:eastAsia="Times New Roman" w:hAnsi="Times New Roman" w:cs="Times New Roman"/>
-                <w:sz w:val="20"/>
-              </w:rPr>
-              <w:t xml:space="preserve"> model </w:t>
-            </w:r>
-            <w:proofErr w:type="spellStart"/>
-            <w:r>
-              <w:rPr>
-                <w:rFonts w:ascii="Times New Roman" w:eastAsia="Times New Roman" w:hAnsi="Times New Roman" w:cs="Times New Roman"/>
-                <w:sz w:val="20"/>
-              </w:rPr>
-              <w:t>tunggal</w:t>
-            </w:r>
-            <w:proofErr w:type="spellEnd"/>
-            <w:r>
-              <w:rPr>
-                <w:rFonts w:ascii="Times New Roman" w:eastAsia="Times New Roman" w:hAnsi="Times New Roman" w:cs="Times New Roman"/>
-                <w:sz w:val="20"/>
-              </w:rPr>
-              <w:t xml:space="preserve"> yang </w:t>
-            </w:r>
-            <w:proofErr w:type="spellStart"/>
-            <w:r>
-              <w:rPr>
-                <w:rFonts w:ascii="Times New Roman" w:eastAsia="Times New Roman" w:hAnsi="Times New Roman" w:cs="Times New Roman"/>
-                <w:sz w:val="20"/>
-              </w:rPr>
-              <w:t>memiliki</w:t>
-            </w:r>
-            <w:proofErr w:type="spellEnd"/>
-            <w:r>
-              <w:rPr>
-                <w:rFonts w:ascii="Times New Roman" w:eastAsia="Times New Roman" w:hAnsi="Times New Roman" w:cs="Times New Roman"/>
-                <w:sz w:val="20"/>
-              </w:rPr>
-              <w:t xml:space="preserve"> </w:t>
-            </w:r>
-            <w:proofErr w:type="spellStart"/>
-            <w:r>
-              <w:rPr>
-                <w:rFonts w:ascii="Times New Roman" w:eastAsia="Times New Roman" w:hAnsi="Times New Roman" w:cs="Times New Roman"/>
-                <w:sz w:val="20"/>
-              </w:rPr>
-              <w:t>akurasi</w:t>
-            </w:r>
-            <w:proofErr w:type="spellEnd"/>
-            <w:r>
-              <w:rPr>
-                <w:rFonts w:ascii="Times New Roman" w:eastAsia="Times New Roman" w:hAnsi="Times New Roman" w:cs="Times New Roman"/>
-                <w:sz w:val="20"/>
-              </w:rPr>
-              <w:t xml:space="preserve"> </w:t>
+                <w:lang w:val="sv-SE"/>
+              </w:rPr>
+              <w:t xml:space="preserve"> sebagai model tunggal yang memiliki akurasi </w:t>
             </w:r>
           </w:p>
           <w:p>
@@ -15312,45 +14717,17 @@
               <w:spacing w:after="0" w:line="259" w:lineRule="auto"/>
               <w:ind w:left="0" w:firstLine="0"/>
               <w:jc w:val="left"/>
+              <w:rPr>
+                <w:lang w:val="sv-SE"/>
+              </w:rPr>
             </w:pPr>
             <w:r>
               <w:rPr>
                 <w:rFonts w:ascii="Times New Roman" w:eastAsia="Times New Roman" w:hAnsi="Times New Roman" w:cs="Times New Roman"/>
                 <w:sz w:val="20"/>
-              </w:rPr>
-              <w:t xml:space="preserve">90,71%. Selain </w:t>
-            </w:r>
-            <w:proofErr w:type="spellStart"/>
-            <w:r>
-              <w:rPr>
-                <w:rFonts w:ascii="Times New Roman" w:eastAsia="Times New Roman" w:hAnsi="Times New Roman" w:cs="Times New Roman"/>
-                <w:sz w:val="20"/>
-              </w:rPr>
-              <w:t>itu</w:t>
-            </w:r>
-            <w:proofErr w:type="spellEnd"/>
-            <w:r>
-              <w:rPr>
-                <w:rFonts w:ascii="Times New Roman" w:eastAsia="Times New Roman" w:hAnsi="Times New Roman" w:cs="Times New Roman"/>
-                <w:sz w:val="20"/>
-              </w:rPr>
-              <w:t xml:space="preserve">, </w:t>
-            </w:r>
-            <w:proofErr w:type="spellStart"/>
-            <w:r>
-              <w:rPr>
-                <w:rFonts w:ascii="Times New Roman" w:eastAsia="Times New Roman" w:hAnsi="Times New Roman" w:cs="Times New Roman"/>
-                <w:sz w:val="20"/>
-              </w:rPr>
-              <w:t>performa</w:t>
-            </w:r>
-            <w:proofErr w:type="spellEnd"/>
-            <w:r>
-              <w:rPr>
-                <w:rFonts w:ascii="Times New Roman" w:eastAsia="Times New Roman" w:hAnsi="Times New Roman" w:cs="Times New Roman"/>
-                <w:sz w:val="20"/>
-              </w:rPr>
-              <w:t xml:space="preserve"> </w:t>
+                <w:lang w:val="sv-SE"/>
+              </w:rPr>
+              <w:t xml:space="preserve">90,71%. Selain itu, performa </w:t>
             </w:r>
           </w:p>
           <w:p>
@@ -15358,11 +14735,15 @@
               <w:spacing w:after="0" w:line="259" w:lineRule="auto"/>
               <w:ind w:left="0" w:firstLine="0"/>
               <w:jc w:val="left"/>
+              <w:rPr>
+                <w:lang w:val="sv-SE"/>
+              </w:rPr>
             </w:pPr>
             <w:r>
               <w:rPr>
                 <w:rFonts w:ascii="Times New Roman" w:eastAsia="Times New Roman" w:hAnsi="Times New Roman" w:cs="Times New Roman"/>
                 <w:sz w:val="20"/>
+                <w:lang w:val="sv-SE"/>
               </w:rPr>
               <w:t xml:space="preserve">SMOTE +  </w:t>
             </w:r>
@@ -15372,12 +14753,16 @@
               <w:spacing w:after="0" w:line="240" w:lineRule="auto"/>
               <w:ind w:left="0" w:firstLine="0"/>
               <w:jc w:val="left"/>
+              <w:rPr>
+                <w:lang w:val="sv-SE"/>
+              </w:rPr>
             </w:pPr>
             <w:r>
               <w:rPr>
                 <w:rFonts w:ascii="Times New Roman" w:eastAsia="Times New Roman" w:hAnsi="Times New Roman" w:cs="Times New Roman"/>
                 <w:i/>
                 <w:sz w:val="20"/>
+                <w:lang w:val="sv-SE"/>
               </w:rPr>
               <w:t>Random Forest</w:t>
             </w:r>
@@ -15385,120 +14770,9 @@
               <w:rPr>
                 <w:rFonts w:ascii="Times New Roman" w:eastAsia="Times New Roman" w:hAnsi="Times New Roman" w:cs="Times New Roman"/>
                 <w:sz w:val="20"/>
-              </w:rPr>
-              <w:t xml:space="preserve"> </w:t>
-            </w:r>
-            <w:proofErr w:type="spellStart"/>
-            <w:r>
-              <w:rPr>
-                <w:rFonts w:ascii="Times New Roman" w:eastAsia="Times New Roman" w:hAnsi="Times New Roman" w:cs="Times New Roman"/>
-                <w:sz w:val="20"/>
-              </w:rPr>
-              <w:t>ini</w:t>
-            </w:r>
-            <w:proofErr w:type="spellEnd"/>
-            <w:r>
-              <w:rPr>
-                <w:rFonts w:ascii="Times New Roman" w:eastAsia="Times New Roman" w:hAnsi="Times New Roman" w:cs="Times New Roman"/>
-                <w:sz w:val="20"/>
-              </w:rPr>
-              <w:t xml:space="preserve"> juga </w:t>
-            </w:r>
-            <w:proofErr w:type="spellStart"/>
-            <w:r>
-              <w:rPr>
-                <w:rFonts w:ascii="Times New Roman" w:eastAsia="Times New Roman" w:hAnsi="Times New Roman" w:cs="Times New Roman"/>
-                <w:sz w:val="20"/>
-              </w:rPr>
-              <w:t>terbukti</w:t>
-            </w:r>
-            <w:proofErr w:type="spellEnd"/>
-            <w:r>
-              <w:rPr>
-                <w:rFonts w:ascii="Times New Roman" w:eastAsia="Times New Roman" w:hAnsi="Times New Roman" w:cs="Times New Roman"/>
-                <w:sz w:val="20"/>
-              </w:rPr>
-              <w:t xml:space="preserve"> </w:t>
-            </w:r>
-            <w:proofErr w:type="spellStart"/>
-            <w:r>
-              <w:rPr>
-                <w:rFonts w:ascii="Times New Roman" w:eastAsia="Times New Roman" w:hAnsi="Times New Roman" w:cs="Times New Roman"/>
-                <w:sz w:val="20"/>
-              </w:rPr>
-              <w:t>lebih</w:t>
-            </w:r>
-            <w:proofErr w:type="spellEnd"/>
-            <w:r>
-              <w:rPr>
-                <w:rFonts w:ascii="Times New Roman" w:eastAsia="Times New Roman" w:hAnsi="Times New Roman" w:cs="Times New Roman"/>
-                <w:sz w:val="20"/>
-              </w:rPr>
-              <w:t xml:space="preserve"> </w:t>
-            </w:r>
-            <w:proofErr w:type="spellStart"/>
-            <w:r>
-              <w:rPr>
-                <w:rFonts w:ascii="Times New Roman" w:eastAsia="Times New Roman" w:hAnsi="Times New Roman" w:cs="Times New Roman"/>
-                <w:sz w:val="20"/>
-              </w:rPr>
-              <w:t>baik</w:t>
-            </w:r>
-            <w:proofErr w:type="spellEnd"/>
-            <w:r>
-              <w:rPr>
-                <w:rFonts w:ascii="Times New Roman" w:eastAsia="Times New Roman" w:hAnsi="Times New Roman" w:cs="Times New Roman"/>
-                <w:sz w:val="20"/>
-              </w:rPr>
-              <w:t xml:space="preserve"> </w:t>
-            </w:r>
-            <w:proofErr w:type="spellStart"/>
-            <w:r>
-              <w:rPr>
-                <w:rFonts w:ascii="Times New Roman" w:eastAsia="Times New Roman" w:hAnsi="Times New Roman" w:cs="Times New Roman"/>
-                <w:sz w:val="20"/>
-              </w:rPr>
-              <w:t>daripada</w:t>
-            </w:r>
-            <w:proofErr w:type="spellEnd"/>
-            <w:r>
-              <w:rPr>
-                <w:rFonts w:ascii="Times New Roman" w:eastAsia="Times New Roman" w:hAnsi="Times New Roman" w:cs="Times New Roman"/>
-                <w:sz w:val="20"/>
-              </w:rPr>
-              <w:t xml:space="preserve"> </w:t>
-            </w:r>
-            <w:proofErr w:type="spellStart"/>
-            <w:r>
-              <w:rPr>
-                <w:rFonts w:ascii="Times New Roman" w:eastAsia="Times New Roman" w:hAnsi="Times New Roman" w:cs="Times New Roman"/>
-                <w:sz w:val="20"/>
-              </w:rPr>
-              <w:t>kombinasi</w:t>
-            </w:r>
-            <w:proofErr w:type="spellEnd"/>
-            <w:r>
-              <w:rPr>
-                <w:rFonts w:ascii="Times New Roman" w:eastAsia="Times New Roman" w:hAnsi="Times New Roman" w:cs="Times New Roman"/>
-                <w:sz w:val="20"/>
-              </w:rPr>
-              <w:t xml:space="preserve"> yang </w:t>
-            </w:r>
-            <w:proofErr w:type="spellStart"/>
-            <w:r>
-              <w:rPr>
-                <w:rFonts w:ascii="Times New Roman" w:eastAsia="Times New Roman" w:hAnsi="Times New Roman" w:cs="Times New Roman"/>
-                <w:sz w:val="20"/>
-              </w:rPr>
-              <w:t>menggunakan</w:t>
-            </w:r>
-            <w:proofErr w:type="spellEnd"/>
-            <w:r>
-              <w:rPr>
-                <w:rFonts w:ascii="Times New Roman" w:eastAsia="Times New Roman" w:hAnsi="Times New Roman" w:cs="Times New Roman"/>
-                <w:sz w:val="20"/>
-              </w:rPr>
-              <w:t xml:space="preserve"> ADASYN </w:t>
+                <w:lang w:val="sv-SE"/>
+              </w:rPr>
+              <w:t xml:space="preserve"> ini juga terbukti lebih baik daripada kombinasi yang menggunakan ADASYN </w:t>
             </w:r>
           </w:p>
           <w:p>
@@ -15506,11 +14780,15 @@
               <w:spacing w:after="0" w:line="259" w:lineRule="auto"/>
               <w:ind w:left="0" w:firstLine="0"/>
               <w:jc w:val="left"/>
+              <w:rPr>
+                <w:lang w:val="sv-SE"/>
+              </w:rPr>
             </w:pPr>
             <w:r>
               <w:rPr>
                 <w:rFonts w:ascii="Times New Roman" w:eastAsia="Times New Roman" w:hAnsi="Times New Roman" w:cs="Times New Roman"/>
                 <w:sz w:val="20"/>
+                <w:lang w:val="sv-SE"/>
               </w:rPr>
               <w:t xml:space="preserve"> </w:t>
             </w:r>
@@ -17229,21 +16507,12 @@
               <w:ind w:left="2" w:firstLine="0"/>
               <w:jc w:val="left"/>
             </w:pPr>
-            <w:proofErr w:type="spellStart"/>
-            <w:r>
-              <w:rPr>
-                <w:rFonts w:ascii="Times New Roman" w:eastAsia="Times New Roman" w:hAnsi="Times New Roman" w:cs="Times New Roman"/>
-                <w:sz w:val="20"/>
-              </w:rPr>
-              <w:t>Tambahan</w:t>
-            </w:r>
-            <w:proofErr w:type="spellEnd"/>
-            <w:r>
-              <w:rPr>
-                <w:rFonts w:ascii="Times New Roman" w:eastAsia="Times New Roman" w:hAnsi="Times New Roman" w:cs="Times New Roman"/>
-                <w:sz w:val="20"/>
-              </w:rPr>
-              <w:t xml:space="preserve">: 9 dataset dunia </w:t>
+            <w:r>
+              <w:rPr>
+                <w:rFonts w:ascii="Times New Roman" w:eastAsia="Times New Roman" w:hAnsi="Times New Roman" w:cs="Times New Roman"/>
+                <w:sz w:val="20"/>
+              </w:rPr>
+              <w:t xml:space="preserve">Tambahan: 9 dataset dunia </w:t>
             </w:r>
             <w:proofErr w:type="spellStart"/>
             <w:r>
@@ -19304,471 +18573,63 @@
       <w:pPr>
         <w:spacing w:after="361"/>
         <w:ind w:left="574"/>
-      </w:pPr>
-      <w:r>
+        <w:rPr>
+          <w:lang w:val="sv-SE"/>
+        </w:rPr>
+      </w:pPr>
+      <w:r>
+        <w:rPr>
+          <w:lang w:val="sv-SE"/>
+        </w:rPr>
         <w:t>(</w:t>
       </w:r>
-      <w:proofErr w:type="spellStart"/>
       <w:r>
         <w:rPr>
           <w:i/>
+          <w:lang w:val="sv-SE"/>
         </w:rPr>
         <w:t>kategorikal</w:t>
       </w:r>
-      <w:proofErr w:type="spellEnd"/>
-      <w:r>
-        <w:t xml:space="preserve">) </w:t>
-      </w:r>
-      <w:proofErr w:type="spellStart"/>
-      <w:r>
-        <w:t>untuk</w:t>
-      </w:r>
-      <w:proofErr w:type="spellEnd"/>
-      <w:r>
-        <w:t xml:space="preserve"> </w:t>
-      </w:r>
-      <w:proofErr w:type="spellStart"/>
-      <w:r>
-        <w:t>suatu</w:t>
-      </w:r>
-      <w:proofErr w:type="spellEnd"/>
-      <w:r>
-        <w:t xml:space="preserve"> </w:t>
-      </w:r>
-      <w:proofErr w:type="spellStart"/>
-      <w:r>
-        <w:t>objek</w:t>
-      </w:r>
-      <w:proofErr w:type="spellEnd"/>
-      <w:r>
-        <w:t xml:space="preserve"> </w:t>
-      </w:r>
-      <w:proofErr w:type="spellStart"/>
-      <w:r>
-        <w:t>berdasarkan</w:t>
-      </w:r>
-      <w:proofErr w:type="spellEnd"/>
-      <w:r>
-        <w:t xml:space="preserve"> </w:t>
-      </w:r>
-      <w:proofErr w:type="spellStart"/>
-      <w:r>
-        <w:t>serangkaian</w:t>
-      </w:r>
-      <w:proofErr w:type="spellEnd"/>
-      <w:r>
-        <w:t xml:space="preserve"> </w:t>
-      </w:r>
-      <w:proofErr w:type="spellStart"/>
-      <w:r>
-        <w:t>fitur</w:t>
-      </w:r>
-      <w:proofErr w:type="spellEnd"/>
-      <w:r>
-        <w:t xml:space="preserve"> </w:t>
-      </w:r>
-      <w:proofErr w:type="spellStart"/>
-      <w:r>
-        <w:t>atau</w:t>
-      </w:r>
-      <w:proofErr w:type="spellEnd"/>
-      <w:r>
-        <w:t xml:space="preserve"> </w:t>
-      </w:r>
-      <w:proofErr w:type="spellStart"/>
-      <w:r>
-        <w:t>atribut</w:t>
-      </w:r>
-      <w:proofErr w:type="spellEnd"/>
-      <w:r>
-        <w:t xml:space="preserve"> yang </w:t>
-      </w:r>
-      <w:proofErr w:type="spellStart"/>
+      <w:r>
+        <w:rPr>
+          <w:lang w:val="sv-SE"/>
+        </w:rPr>
+        <w:t xml:space="preserve">) untuk suatu objek berdasarkan serangkaian fitur atau atribut yang </w:t>
+      </w:r>
       <w:proofErr w:type="gramStart"/>
       <w:r>
-        <w:t>dimilikinya</w:t>
-      </w:r>
-      <w:proofErr w:type="spellEnd"/>
-      <w:r>
-        <w:t>[</w:t>
+        <w:rPr>
+          <w:lang w:val="sv-SE"/>
+        </w:rPr>
+        <w:t>dimilikinya[</w:t>
       </w:r>
       <w:proofErr w:type="gramEnd"/>
       <w:r>
-        <w:t xml:space="preserve">21]. Tujuan </w:t>
-      </w:r>
-      <w:proofErr w:type="spellStart"/>
-      <w:r>
-        <w:t>utama</w:t>
-      </w:r>
-      <w:proofErr w:type="spellEnd"/>
-      <w:r>
-        <w:t xml:space="preserve"> </w:t>
-      </w:r>
-      <w:proofErr w:type="spellStart"/>
-      <w:r>
-        <w:t>dari</w:t>
-      </w:r>
-      <w:proofErr w:type="spellEnd"/>
-      <w:r>
-        <w:t xml:space="preserve"> model </w:t>
-      </w:r>
-      <w:proofErr w:type="spellStart"/>
-      <w:r>
-        <w:t>klasifikasi</w:t>
-      </w:r>
-      <w:proofErr w:type="spellEnd"/>
-      <w:r>
-        <w:t xml:space="preserve"> </w:t>
-      </w:r>
-      <w:proofErr w:type="spellStart"/>
-      <w:r>
-        <w:t>adalah</w:t>
-      </w:r>
-      <w:proofErr w:type="spellEnd"/>
-      <w:r>
-        <w:t xml:space="preserve"> </w:t>
-      </w:r>
-      <w:proofErr w:type="spellStart"/>
-      <w:r>
-        <w:t>untuk</w:t>
-      </w:r>
-      <w:proofErr w:type="spellEnd"/>
-      <w:r>
-        <w:t xml:space="preserve"> </w:t>
-      </w:r>
-      <w:proofErr w:type="spellStart"/>
-      <w:r>
-        <w:t>belajar</w:t>
-      </w:r>
-      <w:proofErr w:type="spellEnd"/>
-      <w:r>
-        <w:t xml:space="preserve"> </w:t>
-      </w:r>
-      <w:proofErr w:type="spellStart"/>
-      <w:r>
-        <w:t>dari</w:t>
-      </w:r>
-      <w:proofErr w:type="spellEnd"/>
-      <w:r>
-        <w:t xml:space="preserve"> </w:t>
-      </w:r>
-      <w:proofErr w:type="spellStart"/>
-      <w:r>
-        <w:t>pola</w:t>
-      </w:r>
-      <w:proofErr w:type="spellEnd"/>
-      <w:r>
-        <w:t xml:space="preserve"> yang </w:t>
-      </w:r>
-      <w:proofErr w:type="spellStart"/>
-      <w:r>
-        <w:t>ada</w:t>
-      </w:r>
-      <w:proofErr w:type="spellEnd"/>
-      <w:r>
-        <w:t xml:space="preserve"> pada dataset </w:t>
-      </w:r>
-      <w:proofErr w:type="spellStart"/>
-      <w:r>
-        <w:t>latih</w:t>
-      </w:r>
-      <w:proofErr w:type="spellEnd"/>
-      <w:r>
-        <w:t xml:space="preserve">, di mana </w:t>
-      </w:r>
-      <w:proofErr w:type="spellStart"/>
-      <w:r>
-        <w:t>setiap</w:t>
-      </w:r>
-      <w:proofErr w:type="spellEnd"/>
-      <w:r>
-        <w:t xml:space="preserve"> </w:t>
-      </w:r>
-      <w:proofErr w:type="spellStart"/>
-      <w:r>
+        <w:rPr>
+          <w:lang w:val="sv-SE"/>
+        </w:rPr>
+        <w:t xml:space="preserve">21]. Tujuan utama dari model klasifikasi adalah untuk belajar dari pola yang ada pada dataset latih, di mana setiap </w:t>
+      </w:r>
+      <w:r>
+        <w:rPr>
+          <w:lang w:val="sv-SE"/>
+        </w:rPr>
         <w:lastRenderedPageBreak/>
-        <w:t>sampel</w:t>
-      </w:r>
-      <w:proofErr w:type="spellEnd"/>
-      <w:r>
-        <w:t xml:space="preserve"> </w:t>
-      </w:r>
-      <w:proofErr w:type="spellStart"/>
-      <w:r>
-        <w:t>telah</w:t>
-      </w:r>
-      <w:proofErr w:type="spellEnd"/>
-      <w:r>
-        <w:t xml:space="preserve"> </w:t>
-      </w:r>
-      <w:proofErr w:type="spellStart"/>
-      <w:r>
-        <w:t>memiliki</w:t>
-      </w:r>
-      <w:proofErr w:type="spellEnd"/>
-      <w:r>
-        <w:t xml:space="preserve"> label </w:t>
-      </w:r>
-      <w:proofErr w:type="spellStart"/>
-      <w:r>
-        <w:t>kelas</w:t>
-      </w:r>
-      <w:proofErr w:type="spellEnd"/>
-      <w:r>
-        <w:t xml:space="preserve"> yang </w:t>
-      </w:r>
-      <w:proofErr w:type="spellStart"/>
-      <w:r>
-        <w:t>benar</w:t>
-      </w:r>
-      <w:proofErr w:type="spellEnd"/>
-      <w:r>
-        <w:t xml:space="preserve">, </w:t>
-      </w:r>
-      <w:proofErr w:type="spellStart"/>
-      <w:r>
-        <w:t>untuk</w:t>
-      </w:r>
-      <w:proofErr w:type="spellEnd"/>
-      <w:r>
-        <w:t xml:space="preserve"> </w:t>
-      </w:r>
-      <w:proofErr w:type="spellStart"/>
-      <w:r>
-        <w:t>dapat</w:t>
-      </w:r>
-      <w:proofErr w:type="spellEnd"/>
-      <w:r>
-        <w:t xml:space="preserve"> </w:t>
-      </w:r>
-      <w:proofErr w:type="spellStart"/>
-      <w:r>
-        <w:t>menggeneralisasi</w:t>
-      </w:r>
-      <w:proofErr w:type="spellEnd"/>
-      <w:r>
-        <w:t xml:space="preserve"> dan </w:t>
-      </w:r>
-      <w:proofErr w:type="spellStart"/>
-      <w:r>
-        <w:t>memprediksi</w:t>
-      </w:r>
-      <w:proofErr w:type="spellEnd"/>
-      <w:r>
-        <w:t xml:space="preserve"> label pada data </w:t>
-      </w:r>
-      <w:proofErr w:type="spellStart"/>
-      <w:r>
-        <w:t>baru</w:t>
-      </w:r>
-      <w:proofErr w:type="spellEnd"/>
-      <w:r>
-        <w:t xml:space="preserve"> yang </w:t>
-      </w:r>
-      <w:proofErr w:type="spellStart"/>
-      <w:r>
-        <w:t>belum</w:t>
-      </w:r>
-      <w:proofErr w:type="spellEnd"/>
-      <w:r>
-        <w:t xml:space="preserve"> </w:t>
-      </w:r>
-      <w:proofErr w:type="spellStart"/>
-      <w:r>
-        <w:t>pernah</w:t>
-      </w:r>
-      <w:proofErr w:type="spellEnd"/>
-      <w:r>
-        <w:t xml:space="preserve"> </w:t>
-      </w:r>
-      <w:proofErr w:type="spellStart"/>
-      <w:r>
-        <w:t>dilihat</w:t>
-      </w:r>
-      <w:proofErr w:type="spellEnd"/>
-      <w:r>
-        <w:t xml:space="preserve"> </w:t>
-      </w:r>
-      <w:proofErr w:type="spellStart"/>
+        <w:t xml:space="preserve">sampel telah memiliki label kelas yang benar, untuk dapat menggeneralisasi dan memprediksi label pada data baru yang belum pernah dilihat </w:t>
+      </w:r>
       <w:proofErr w:type="gramStart"/>
       <w:r>
-        <w:t>sebelumnya</w:t>
-      </w:r>
-      <w:proofErr w:type="spellEnd"/>
-      <w:r>
-        <w:t>[</w:t>
+        <w:rPr>
+          <w:lang w:val="sv-SE"/>
+        </w:rPr>
+        <w:t>sebelumnya[</w:t>
       </w:r>
       <w:proofErr w:type="gramEnd"/>
       <w:r>
-        <w:t xml:space="preserve">21]. Dalam </w:t>
-      </w:r>
-      <w:proofErr w:type="spellStart"/>
-      <w:r>
-        <w:t>bidang</w:t>
-      </w:r>
-      <w:proofErr w:type="spellEnd"/>
-      <w:r>
-        <w:t xml:space="preserve"> </w:t>
-      </w:r>
-      <w:proofErr w:type="spellStart"/>
-      <w:r>
-        <w:t>medis</w:t>
-      </w:r>
-      <w:proofErr w:type="spellEnd"/>
-      <w:r>
-        <w:t xml:space="preserve">, </w:t>
-      </w:r>
-      <w:proofErr w:type="spellStart"/>
-      <w:r>
-        <w:t>klasifikasi</w:t>
-      </w:r>
-      <w:proofErr w:type="spellEnd"/>
-      <w:r>
-        <w:t xml:space="preserve"> </w:t>
-      </w:r>
-      <w:proofErr w:type="spellStart"/>
-      <w:r>
-        <w:t>digunakan</w:t>
-      </w:r>
-      <w:proofErr w:type="spellEnd"/>
-      <w:r>
-        <w:t xml:space="preserve"> </w:t>
-      </w:r>
-      <w:proofErr w:type="spellStart"/>
-      <w:r>
-        <w:t>secara</w:t>
-      </w:r>
-      <w:proofErr w:type="spellEnd"/>
-      <w:r>
-        <w:t xml:space="preserve"> </w:t>
-      </w:r>
-      <w:proofErr w:type="spellStart"/>
-      <w:r>
-        <w:t>luas</w:t>
-      </w:r>
-      <w:proofErr w:type="spellEnd"/>
-      <w:r>
-        <w:t xml:space="preserve"> </w:t>
-      </w:r>
-      <w:proofErr w:type="spellStart"/>
-      <w:r>
-        <w:t>untuk</w:t>
-      </w:r>
-      <w:proofErr w:type="spellEnd"/>
-      <w:r>
-        <w:t xml:space="preserve"> </w:t>
-      </w:r>
-      <w:proofErr w:type="spellStart"/>
-      <w:r>
-        <w:t>membantu</w:t>
-      </w:r>
-      <w:proofErr w:type="spellEnd"/>
-      <w:r>
-        <w:t xml:space="preserve"> proses diagnosis, </w:t>
-      </w:r>
-      <w:proofErr w:type="spellStart"/>
-      <w:r>
-        <w:t>misalnya</w:t>
-      </w:r>
-      <w:proofErr w:type="spellEnd"/>
-      <w:r>
-        <w:t xml:space="preserve"> </w:t>
-      </w:r>
-      <w:proofErr w:type="spellStart"/>
-      <w:r>
-        <w:t>untuk</w:t>
-      </w:r>
-      <w:proofErr w:type="spellEnd"/>
-      <w:r>
-        <w:t xml:space="preserve"> </w:t>
-      </w:r>
-      <w:proofErr w:type="spellStart"/>
-      <w:r>
-        <w:t>menentukan</w:t>
-      </w:r>
-      <w:proofErr w:type="spellEnd"/>
-      <w:r>
-        <w:t xml:space="preserve"> </w:t>
-      </w:r>
-      <w:proofErr w:type="spellStart"/>
-      <w:r>
-        <w:t>apakah</w:t>
-      </w:r>
-      <w:proofErr w:type="spellEnd"/>
-      <w:r>
-        <w:t xml:space="preserve"> </w:t>
-      </w:r>
-      <w:proofErr w:type="spellStart"/>
-      <w:r>
-        <w:t>seorang</w:t>
-      </w:r>
-      <w:proofErr w:type="spellEnd"/>
-      <w:r>
-        <w:t xml:space="preserve"> </w:t>
-      </w:r>
-      <w:proofErr w:type="spellStart"/>
-      <w:r>
-        <w:t>pasien</w:t>
-      </w:r>
-      <w:proofErr w:type="spellEnd"/>
-      <w:r>
-        <w:t xml:space="preserve"> </w:t>
-      </w:r>
-      <w:proofErr w:type="spellStart"/>
-      <w:r>
-        <w:t>menderita</w:t>
-      </w:r>
-      <w:proofErr w:type="spellEnd"/>
-      <w:r>
-        <w:t xml:space="preserve"> </w:t>
-      </w:r>
-      <w:proofErr w:type="spellStart"/>
-      <w:r>
-        <w:t>penyakit</w:t>
-      </w:r>
-      <w:proofErr w:type="spellEnd"/>
-      <w:r>
-        <w:t xml:space="preserve"> </w:t>
-      </w:r>
-      <w:proofErr w:type="spellStart"/>
-      <w:r>
-        <w:t>jantung</w:t>
-      </w:r>
-      <w:proofErr w:type="spellEnd"/>
-      <w:r>
-        <w:t xml:space="preserve"> </w:t>
-      </w:r>
-      <w:proofErr w:type="spellStart"/>
-      <w:r>
-        <w:t>atau</w:t>
-      </w:r>
-      <w:proofErr w:type="spellEnd"/>
-      <w:r>
-        <w:t xml:space="preserve"> </w:t>
-      </w:r>
-      <w:proofErr w:type="spellStart"/>
-      <w:r>
-        <w:t>tidak</w:t>
-      </w:r>
-      <w:proofErr w:type="spellEnd"/>
-      <w:r>
-        <w:t xml:space="preserve"> </w:t>
-      </w:r>
-      <w:proofErr w:type="spellStart"/>
-      <w:r>
-        <w:t>berdasarkan</w:t>
-      </w:r>
-      <w:proofErr w:type="spellEnd"/>
-      <w:r>
-        <w:t xml:space="preserve"> data </w:t>
-      </w:r>
-      <w:proofErr w:type="spellStart"/>
-      <w:r>
-        <w:t>klinisnya</w:t>
-      </w:r>
-      <w:proofErr w:type="spellEnd"/>
-      <w:r>
-        <w:t xml:space="preserve">.[22] </w:t>
+        <w:rPr>
+          <w:lang w:val="sv-SE"/>
+        </w:rPr>
+        <w:t xml:space="preserve">21]. Dalam bidang medis, klasifikasi digunakan secara luas untuk membantu proses diagnosis, misalnya untuk menentukan apakah seorang pasien menderita penyakit jantung atau tidak berdasarkan data klinisnya.[22] </w:t>
       </w:r>
     </w:p>
     <w:p>
@@ -20239,6 +19100,9 @@
         <w:spacing w:after="513" w:line="265" w:lineRule="auto"/>
         <w:ind w:left="0" w:firstLine="0"/>
         <w:jc w:val="left"/>
+        <w:rPr>
+          <w:lang w:val="sv-SE"/>
+        </w:rPr>
       </w:pPr>
       <w:r>
         <w:rPr>
@@ -20246,30 +19110,30 @@
         </w:rPr>
         <w:tab/>
       </w:r>
-      <w:proofErr w:type="spellStart"/>
-      <w:r>
-        <w:t>Prediksi</w:t>
-      </w:r>
-      <w:proofErr w:type="spellEnd"/>
-      <w:r>
-        <w:t>=</w:t>
+      <w:r>
+        <w:rPr>
+          <w:lang w:val="sv-SE"/>
+        </w:rPr>
+        <w:t>Prediksi=</w:t>
       </w:r>
       <w:proofErr w:type="gramStart"/>
       <w:r>
+        <w:rPr>
+          <w:lang w:val="sv-SE"/>
+        </w:rPr>
         <w:t>sign(</w:t>
       </w:r>
-      <w:proofErr w:type="spellStart"/>
       <w:proofErr w:type="gramEnd"/>
       <w:r>
-        <w:t>i</w:t>
-      </w:r>
-      <w:proofErr w:type="spellEnd"/>
-      <w:r>
-        <w:t>=1</w:t>
+        <w:rPr>
+          <w:lang w:val="sv-SE"/>
+        </w:rPr>
+        <w:t>i=1</w:t>
       </w:r>
       <w:r>
         <w:rPr>
           <w:rFonts w:ascii="Cambria Math" w:eastAsia="Cambria Math" w:hAnsi="Cambria Math" w:cs="Cambria Math"/>
+          <w:lang w:val="sv-SE"/>
         </w:rPr>
         <w:t>∑</w:t>
       </w:r>
@@ -20285,27 +19149,21 @@
           <w:rFonts w:ascii="Cambria Math" w:eastAsia="Cambria Math" w:hAnsi="Cambria Math" w:cs="Cambria Math"/>
           <w:vertAlign w:val="subscript"/>
         </w:rPr>
-        <w:t xml:space="preserve">𝑖=1 </w:t>
-      </w:r>
-      <w:r>
-        <w:rPr>
-          <w:rFonts w:ascii="Cambria Math" w:eastAsia="Cambria Math" w:hAnsi="Cambria Math" w:cs="Cambria Math"/>
-        </w:rPr>
-        <w:t>𝛼</w:t>
+        <w:t>𝑖</w:t>
       </w:r>
       <w:r>
         <w:rPr>
           <w:rFonts w:ascii="Cambria Math" w:eastAsia="Cambria Math" w:hAnsi="Cambria Math" w:cs="Cambria Math"/>
           <w:vertAlign w:val="subscript"/>
-        </w:rPr>
-        <w:t xml:space="preserve">𝑖 </w:t>
-      </w:r>
-      <w:proofErr w:type="gramStart"/>
+          <w:lang w:val="sv-SE"/>
+        </w:rPr>
+        <w:t xml:space="preserve">=1 </w:t>
+      </w:r>
       <w:r>
         <w:rPr>
           <w:rFonts w:ascii="Cambria Math" w:eastAsia="Cambria Math" w:hAnsi="Cambria Math" w:cs="Cambria Math"/>
         </w:rPr>
-        <w:t>𝑦</w:t>
+        <w:t>𝛼</w:t>
       </w:r>
       <w:r>
         <w:rPr>
@@ -20317,15 +19175,17 @@
       <w:r>
         <w:rPr>
           <w:rFonts w:ascii="Cambria Math" w:eastAsia="Cambria Math" w:hAnsi="Cambria Math" w:cs="Cambria Math"/>
-        </w:rPr>
-        <w:t>𝐾(</w:t>
-      </w:r>
-      <w:proofErr w:type="gramEnd"/>
+          <w:vertAlign w:val="subscript"/>
+          <w:lang w:val="sv-SE"/>
+        </w:rPr>
+        <w:t xml:space="preserve"> </w:t>
+      </w:r>
+      <w:proofErr w:type="gramStart"/>
       <w:r>
         <w:rPr>
           <w:rFonts w:ascii="Cambria Math" w:eastAsia="Cambria Math" w:hAnsi="Cambria Math" w:cs="Cambria Math"/>
         </w:rPr>
-        <w:t>𝑥</w:t>
+        <w:t>𝑦</w:t>
       </w:r>
       <w:r>
         <w:rPr>
@@ -20338,7 +19198,48 @@
         <w:rPr>
           <w:rFonts w:ascii="Cambria Math" w:eastAsia="Cambria Math" w:hAnsi="Cambria Math" w:cs="Cambria Math"/>
         </w:rPr>
-        <w:t xml:space="preserve">, 𝑥) + </w:t>
+        <w:t>𝐾</w:t>
+      </w:r>
+      <w:r>
+        <w:rPr>
+          <w:rFonts w:ascii="Cambria Math" w:eastAsia="Cambria Math" w:hAnsi="Cambria Math" w:cs="Cambria Math"/>
+          <w:lang w:val="sv-SE"/>
+        </w:rPr>
+        <w:t>(</w:t>
+      </w:r>
+      <w:proofErr w:type="gramEnd"/>
+      <w:r>
+        <w:rPr>
+          <w:rFonts w:ascii="Cambria Math" w:eastAsia="Cambria Math" w:hAnsi="Cambria Math" w:cs="Cambria Math"/>
+        </w:rPr>
+        <w:t>𝑥</w:t>
+      </w:r>
+      <w:r>
+        <w:rPr>
+          <w:rFonts w:ascii="Cambria Math" w:eastAsia="Cambria Math" w:hAnsi="Cambria Math" w:cs="Cambria Math"/>
+          <w:vertAlign w:val="subscript"/>
+        </w:rPr>
+        <w:t>𝑖</w:t>
+      </w:r>
+      <w:r>
+        <w:rPr>
+          <w:rFonts w:ascii="Cambria Math" w:eastAsia="Cambria Math" w:hAnsi="Cambria Math" w:cs="Cambria Math"/>
+          <w:lang w:val="sv-SE"/>
+        </w:rPr>
+        <w:t xml:space="preserve">, </w:t>
+      </w:r>
+      <w:r>
+        <w:rPr>
+          <w:rFonts w:ascii="Cambria Math" w:eastAsia="Cambria Math" w:hAnsi="Cambria Math" w:cs="Cambria Math"/>
+        </w:rPr>
+        <w:t>𝑥</w:t>
+      </w:r>
+      <w:r>
+        <w:rPr>
+          <w:rFonts w:ascii="Cambria Math" w:eastAsia="Cambria Math" w:hAnsi="Cambria Math" w:cs="Cambria Math"/>
+          <w:lang w:val="sv-SE"/>
+        </w:rPr>
+        <w:t xml:space="preserve">) + </w:t>
       </w:r>
       <w:proofErr w:type="gramStart"/>
       <w:r>
@@ -20348,20 +19249,35 @@
         <w:t>𝑏</w:t>
       </w:r>
       <w:r>
+        <w:rPr>
+          <w:lang w:val="sv-SE"/>
+        </w:rPr>
         <w:t xml:space="preserve">  </w:t>
       </w:r>
       <w:r>
+        <w:rPr>
+          <w:lang w:val="sv-SE"/>
+        </w:rPr>
         <w:tab/>
       </w:r>
       <w:proofErr w:type="gramEnd"/>
       <w:r>
-        <w:t xml:space="preserve"> </w:t>
-      </w:r>
-      <w:r>
+        <w:rPr>
+          <w:lang w:val="sv-SE"/>
+        </w:rPr>
+        <w:t xml:space="preserve"> </w:t>
+      </w:r>
+      <w:r>
+        <w:rPr>
+          <w:lang w:val="sv-SE"/>
+        </w:rPr>
         <w:tab/>
         <w:t xml:space="preserve"> </w:t>
       </w:r>
       <w:r>
+        <w:rPr>
+          <w:lang w:val="sv-SE"/>
+        </w:rPr>
         <w:tab/>
         <w:t xml:space="preserve">(1) </w:t>
       </w:r>
@@ -20370,230 +19286,46 @@
       <w:pPr>
         <w:spacing w:line="259" w:lineRule="auto"/>
         <w:ind w:left="574"/>
-      </w:pPr>
-      <w:proofErr w:type="spellStart"/>
-      <w:r>
-        <w:t>Keterangan</w:t>
-      </w:r>
-      <w:proofErr w:type="spellEnd"/>
-      <w:r>
-        <w:t xml:space="preserve">: </w:t>
+        <w:rPr>
+          <w:lang w:val="sv-SE"/>
+        </w:rPr>
+      </w:pPr>
+      <w:r>
+        <w:rPr>
+          <w:lang w:val="sv-SE"/>
+        </w:rPr>
+        <w:t xml:space="preserve">Keterangan: </w:t>
       </w:r>
     </w:p>
     <w:p>
       <w:pPr>
         <w:spacing w:after="487" w:line="259" w:lineRule="auto"/>
         <w:ind w:left="730"/>
-      </w:pPr>
-      <w:proofErr w:type="spellStart"/>
-      <w:r>
-        <w:t>Prediksi</w:t>
-      </w:r>
-      <w:proofErr w:type="spellEnd"/>
-      <w:r>
-        <w:t xml:space="preserve">: Hasil </w:t>
-      </w:r>
-      <w:proofErr w:type="spellStart"/>
-      <w:r>
-        <w:t>akhir</w:t>
-      </w:r>
-      <w:proofErr w:type="spellEnd"/>
-      <w:r>
-        <w:t xml:space="preserve"> </w:t>
-      </w:r>
-      <w:proofErr w:type="spellStart"/>
-      <w:r>
-        <w:t>prediksi</w:t>
-      </w:r>
-      <w:proofErr w:type="spellEnd"/>
-      <w:r>
-        <w:t xml:space="preserve"> </w:t>
-      </w:r>
-      <w:proofErr w:type="spellStart"/>
-      <w:r>
-        <w:t>kelas</w:t>
-      </w:r>
-      <w:proofErr w:type="spellEnd"/>
-      <w:r>
-        <w:t xml:space="preserve"> (</w:t>
-      </w:r>
-      <w:proofErr w:type="spellStart"/>
-      <w:r>
-        <w:t>biasanya</w:t>
-      </w:r>
-      <w:proofErr w:type="spellEnd"/>
-      <w:r>
-        <w:t xml:space="preserve"> </w:t>
-      </w:r>
-      <w:proofErr w:type="spellStart"/>
-      <w:r>
-        <w:t>bernilai</w:t>
-      </w:r>
-      <w:proofErr w:type="spellEnd"/>
-      <w:r>
-        <w:t xml:space="preserve"> +1 </w:t>
-      </w:r>
-      <w:proofErr w:type="spellStart"/>
-      <w:r>
-        <w:t>atau</w:t>
-      </w:r>
-      <w:proofErr w:type="spellEnd"/>
-      <w:r>
-        <w:t xml:space="preserve"> -1). </w:t>
+        <w:rPr>
+          <w:lang w:val="sv-SE"/>
+        </w:rPr>
+      </w:pPr>
+      <w:r>
+        <w:rPr>
+          <w:lang w:val="sv-SE"/>
+        </w:rPr>
+        <w:t xml:space="preserve">Prediksi: Hasil akhir prediksi kelas (biasanya bernilai +1 atau -1). </w:t>
       </w:r>
     </w:p>
     <w:p>
       <w:pPr>
         <w:spacing w:after="121" w:line="584" w:lineRule="auto"/>
         <w:ind w:left="730"/>
-      </w:pPr>
-      <w:r>
+        <w:rPr>
+          <w:lang w:val="sv-SE"/>
+        </w:rPr>
+      </w:pPr>
+      <w:r>
+        <w:rPr>
+          <w:lang w:val="sv-SE"/>
+        </w:rPr>
         <w:lastRenderedPageBreak/>
-        <w:t xml:space="preserve">sign: </w:t>
-      </w:r>
-      <w:proofErr w:type="spellStart"/>
-      <w:r>
-        <w:t>Fungsi</w:t>
-      </w:r>
-      <w:proofErr w:type="spellEnd"/>
-      <w:r>
-        <w:t xml:space="preserve"> Signum, yang </w:t>
-      </w:r>
-      <w:proofErr w:type="spellStart"/>
-      <w:r>
-        <w:t>menentukan</w:t>
-      </w:r>
-      <w:proofErr w:type="spellEnd"/>
-      <w:r>
-        <w:t xml:space="preserve"> </w:t>
-      </w:r>
-      <w:proofErr w:type="spellStart"/>
-      <w:r>
-        <w:t>kelas</w:t>
-      </w:r>
-      <w:proofErr w:type="spellEnd"/>
-      <w:r>
-        <w:t xml:space="preserve"> </w:t>
-      </w:r>
-      <w:proofErr w:type="spellStart"/>
-      <w:r>
-        <w:t>berdasarkan</w:t>
-      </w:r>
-      <w:proofErr w:type="spellEnd"/>
-      <w:r>
-        <w:t xml:space="preserve"> </w:t>
-      </w:r>
-      <w:proofErr w:type="spellStart"/>
-      <w:r>
-        <w:t>tanda</w:t>
-      </w:r>
-      <w:proofErr w:type="spellEnd"/>
-      <w:r>
-        <w:t xml:space="preserve"> (</w:t>
-      </w:r>
-      <w:proofErr w:type="spellStart"/>
-      <w:r>
-        <w:t>positif</w:t>
-      </w:r>
-      <w:proofErr w:type="spellEnd"/>
-      <w:r>
-        <w:t xml:space="preserve"> </w:t>
-      </w:r>
-      <w:proofErr w:type="spellStart"/>
-      <w:r>
-        <w:t>atau</w:t>
-      </w:r>
-      <w:proofErr w:type="spellEnd"/>
-      <w:r>
-        <w:t xml:space="preserve"> </w:t>
-      </w:r>
-      <w:proofErr w:type="spellStart"/>
-      <w:r>
-        <w:t>negatif</w:t>
-      </w:r>
-      <w:proofErr w:type="spellEnd"/>
-      <w:r>
-        <w:t xml:space="preserve">) </w:t>
-      </w:r>
-      <w:proofErr w:type="spellStart"/>
-      <w:r>
-        <w:t>dari</w:t>
-      </w:r>
-      <w:proofErr w:type="spellEnd"/>
-      <w:r>
-        <w:t xml:space="preserve"> </w:t>
-      </w:r>
-      <w:proofErr w:type="spellStart"/>
-      <w:r>
-        <w:t>hasil</w:t>
-      </w:r>
-      <w:proofErr w:type="spellEnd"/>
-      <w:r>
-        <w:t xml:space="preserve"> </w:t>
-      </w:r>
-      <w:proofErr w:type="spellStart"/>
-      <w:r>
-        <w:t>perhitungan</w:t>
-      </w:r>
-      <w:proofErr w:type="spellEnd"/>
-      <w:r>
-        <w:t xml:space="preserve"> di </w:t>
-      </w:r>
-      <w:proofErr w:type="spellStart"/>
-      <w:r>
-        <w:t>dalam</w:t>
-      </w:r>
-      <w:proofErr w:type="spellEnd"/>
-      <w:r>
-        <w:t xml:space="preserve"> </w:t>
-      </w:r>
-      <w:proofErr w:type="spellStart"/>
-      <w:r>
-        <w:t>kurung</w:t>
-      </w:r>
-      <w:proofErr w:type="spellEnd"/>
-      <w:r>
-        <w:t xml:space="preserve">. x: Vektor </w:t>
-      </w:r>
-      <w:proofErr w:type="spellStart"/>
-      <w:r>
-        <w:t>fitur</w:t>
-      </w:r>
-      <w:proofErr w:type="spellEnd"/>
-      <w:r>
-        <w:t xml:space="preserve"> </w:t>
-      </w:r>
-      <w:proofErr w:type="spellStart"/>
-      <w:r>
-        <w:t>dari</w:t>
-      </w:r>
-      <w:proofErr w:type="spellEnd"/>
-      <w:r>
-        <w:t xml:space="preserve"> data </w:t>
-      </w:r>
-      <w:proofErr w:type="spellStart"/>
-      <w:r>
-        <w:t>baru</w:t>
-      </w:r>
-      <w:proofErr w:type="spellEnd"/>
-      <w:r>
-        <w:t xml:space="preserve"> yang </w:t>
-      </w:r>
-      <w:proofErr w:type="spellStart"/>
-      <w:r>
-        <w:t>akan</w:t>
-      </w:r>
-      <w:proofErr w:type="spellEnd"/>
-      <w:r>
-        <w:t xml:space="preserve"> </w:t>
-      </w:r>
-      <w:proofErr w:type="spellStart"/>
-      <w:r>
-        <w:t>diklasifikasikan</w:t>
-      </w:r>
-      <w:proofErr w:type="spellEnd"/>
-      <w:r>
-        <w:t xml:space="preserve">. </w:t>
+        <w:t xml:space="preserve">sign: Fungsi Signum, yang menentukan kelas berdasarkan tanda (positif atau negatif) dari hasil perhitungan di dalam kurung. x: Vektor fitur dari data baru yang akan diklasifikasikan. </w:t>
       </w:r>
     </w:p>
     <w:p>
@@ -20689,104 +19421,85 @@
       <w:pPr>
         <w:spacing w:after="0" w:line="692" w:lineRule="auto"/>
         <w:ind w:left="730" w:right="547"/>
+        <w:rPr>
+          <w:lang w:val="sv-SE"/>
+        </w:rPr>
       </w:pPr>
       <w:proofErr w:type="gramStart"/>
       <w:r>
+        <w:rPr>
+          <w:lang w:val="sv-SE"/>
+        </w:rPr>
         <w:t>K(</w:t>
       </w:r>
       <w:proofErr w:type="gramEnd"/>
       <w:r>
-        <w:t xml:space="preserve">xᵢ, x): </w:t>
-      </w:r>
-      <w:proofErr w:type="spellStart"/>
-      <w:r>
-        <w:t>Fungsi</w:t>
-      </w:r>
-      <w:proofErr w:type="spellEnd"/>
-      <w:r>
-        <w:t xml:space="preserve"> Kernel, yang </w:t>
-      </w:r>
-      <w:proofErr w:type="spellStart"/>
-      <w:r>
-        <w:t>menghitung</w:t>
-      </w:r>
-      <w:proofErr w:type="spellEnd"/>
-      <w:r>
-        <w:t xml:space="preserve"> </w:t>
-      </w:r>
-      <w:proofErr w:type="spellStart"/>
-      <w:r>
-        <w:t>kemiripan</w:t>
-      </w:r>
-      <w:proofErr w:type="spellEnd"/>
-      <w:r>
-        <w:t xml:space="preserve"> </w:t>
-      </w:r>
-      <w:proofErr w:type="spellStart"/>
-      <w:r>
-        <w:t>antara</w:t>
-      </w:r>
-      <w:proofErr w:type="spellEnd"/>
-      <w:r>
-        <w:t xml:space="preserve"> data </w:t>
-      </w:r>
-      <w:proofErr w:type="spellStart"/>
-      <w:r>
-        <w:t>baru</w:t>
-      </w:r>
-      <w:proofErr w:type="spellEnd"/>
-      <w:r>
-        <w:t xml:space="preserve"> x dan </w:t>
+        <w:rPr>
+          <w:lang w:val="sv-SE"/>
+        </w:rPr>
+        <w:t>x</w:t>
+      </w:r>
+      <w:r>
+        <w:t>ᵢ</w:t>
+      </w:r>
+      <w:r>
+        <w:rPr>
+          <w:lang w:val="sv-SE"/>
+        </w:rPr>
+        <w:t xml:space="preserve">, x): Fungsi Kernel, yang menghitung kemiripan antara data baru x </w:t>
+      </w:r>
+      <w:proofErr w:type="gramStart"/>
+      <w:r>
+        <w:rPr>
+          <w:lang w:val="sv-SE"/>
+        </w:rPr>
+        <w:t xml:space="preserve">dan </w:t>
       </w:r>
       <w:r>
         <w:rPr>
           <w:i/>
-        </w:rPr>
-        <w:t>support vector</w:t>
-      </w:r>
-      <w:r>
-        <w:t xml:space="preserve"> xi. b: Bias </w:t>
-      </w:r>
-      <w:proofErr w:type="spellStart"/>
-      <w:r>
-        <w:t>atau</w:t>
-      </w:r>
-      <w:proofErr w:type="spellEnd"/>
-      <w:r>
-        <w:t xml:space="preserve"> </w:t>
-      </w:r>
+          <w:lang w:val="sv-SE"/>
+        </w:rPr>
+        <w:t>support</w:t>
+      </w:r>
+      <w:proofErr w:type="gramEnd"/>
       <w:r>
         <w:rPr>
           <w:i/>
+          <w:lang w:val="sv-SE"/>
+        </w:rPr>
+        <w:t xml:space="preserve"> vector</w:t>
+      </w:r>
+      <w:r>
+        <w:rPr>
+          <w:lang w:val="sv-SE"/>
+        </w:rPr>
+        <w:t xml:space="preserve"> xi. b: Bias atau </w:t>
+      </w:r>
+      <w:r>
+        <w:rPr>
+          <w:i/>
+          <w:lang w:val="sv-SE"/>
         </w:rPr>
         <w:t>intercept</w:t>
       </w:r>
       <w:r>
-        <w:t xml:space="preserve">, yang </w:t>
-      </w:r>
-      <w:proofErr w:type="spellStart"/>
-      <w:r>
-        <w:t>menyesuaikan</w:t>
-      </w:r>
-      <w:proofErr w:type="spellEnd"/>
-      <w:r>
-        <w:t xml:space="preserve"> </w:t>
-      </w:r>
-      <w:proofErr w:type="spellStart"/>
-      <w:r>
-        <w:t>posisi</w:t>
-      </w:r>
-      <w:proofErr w:type="spellEnd"/>
-      <w:r>
-        <w:t xml:space="preserve"> </w:t>
+        <w:rPr>
+          <w:lang w:val="sv-SE"/>
+        </w:rPr>
+        <w:t xml:space="preserve">, yang menyesuaikan posisi </w:t>
       </w:r>
       <w:r>
         <w:rPr>
           <w:i/>
+          <w:lang w:val="sv-SE"/>
         </w:rPr>
         <w:t>hyperplane</w:t>
       </w:r>
       <w:r>
+        <w:rPr>
+          <w:lang w:val="sv-SE"/>
+        </w:rPr>
         <w:t xml:space="preserve">. </w:t>
       </w:r>
     </w:p>
@@ -28549,65 +27262,41 @@
     <w:p>
       <w:pPr>
         <w:ind w:left="641" w:right="-8" w:firstLine="0"/>
-      </w:pPr>
-      <w:r>
-        <w:t xml:space="preserve">Perceptron (MLP) dan Support Vector Machine (SVM) </w:t>
-      </w:r>
-      <w:proofErr w:type="spellStart"/>
-      <w:r>
-        <w:t>untuk</w:t>
-      </w:r>
-      <w:proofErr w:type="spellEnd"/>
-      <w:r>
-        <w:t xml:space="preserve"> </w:t>
-      </w:r>
-      <w:proofErr w:type="spellStart"/>
-      <w:r>
-        <w:t>Klasifikasi</w:t>
-      </w:r>
-      <w:proofErr w:type="spellEnd"/>
-      <w:r>
-        <w:t xml:space="preserve"> </w:t>
-      </w:r>
-      <w:proofErr w:type="spellStart"/>
-      <w:r>
-        <w:t>Kanker</w:t>
-      </w:r>
-      <w:proofErr w:type="spellEnd"/>
-      <w:r>
-        <w:t xml:space="preserve"> </w:t>
-      </w:r>
-      <w:proofErr w:type="spellStart"/>
-      <w:r>
-        <w:t>Payudara</w:t>
-      </w:r>
-      <w:proofErr w:type="spellEnd"/>
-      <w:r>
-        <w:t xml:space="preserve">,” </w:t>
+        <w:rPr>
+          <w:lang w:val="fi-FI"/>
+        </w:rPr>
+      </w:pPr>
+      <w:r>
+        <w:rPr>
+          <w:lang w:val="fi-FI"/>
+        </w:rPr>
+        <w:t xml:space="preserve">Perceptron (MLP) dan Support Vector Machine (SVM) untuk Klasifikasi Kanker Payudara,” </w:t>
       </w:r>
       <w:r>
         <w:rPr>
           <w:i/>
+          <w:lang w:val="fi-FI"/>
         </w:rPr>
         <w:t>MIND Journal</w:t>
       </w:r>
       <w:r>
-        <w:t xml:space="preserve">, vol. 7, no. 1, pp. 51–60, Jun. 2022, </w:t>
-      </w:r>
-      <w:proofErr w:type="spellStart"/>
-      <w:r>
-        <w:t>doi</w:t>
-      </w:r>
-      <w:proofErr w:type="spellEnd"/>
-      <w:r>
-        <w:t>: 10.26760/</w:t>
+        <w:rPr>
+          <w:lang w:val="fi-FI"/>
+        </w:rPr>
+        <w:t>, vol. 7, no. 1, pp. 51–60, Jun. 2022, doi: 10.26760/</w:t>
       </w:r>
       <w:proofErr w:type="gramStart"/>
       <w:r>
+        <w:rPr>
+          <w:lang w:val="fi-FI"/>
+        </w:rPr>
         <w:t>mindjournal.v</w:t>
       </w:r>
       <w:proofErr w:type="gramEnd"/>
       <w:r>
+        <w:rPr>
+          <w:lang w:val="fi-FI"/>
+        </w:rPr>
         <w:t xml:space="preserve">7i1.51-60. </w:t>
       </w:r>
     </w:p>
@@ -29397,15 +28086,7 @@
       </w:r>
       <w:proofErr w:type="spellEnd"/>
       <w:r>
-        <w:t xml:space="preserve"> </w:t>
-      </w:r>
-      <w:proofErr w:type="spellStart"/>
-      <w:r>
-        <w:t>Kanker</w:t>
-      </w:r>
-      <w:proofErr w:type="spellEnd"/>
-      <w:r>
-        <w:t xml:space="preserve"> </w:t>
+        <w:t xml:space="preserve"> Kanker </w:t>
       </w:r>
       <w:proofErr w:type="spellStart"/>
       <w:r>
@@ -29671,13 +28352,8 @@
       <w:fldChar w:fldCharType="separate"/>
     </w:r>
     <w:r>
-      <w:t>i</w:t>
+      <w:t>ii</w:t>
     </w:r>
-    <w:proofErr w:type="spellStart"/>
-    <w:r>
-      <w:t>i</w:t>
-    </w:r>
-    <w:proofErr w:type="spellEnd"/>
     <w:r>
       <w:fldChar w:fldCharType="end"/>
     </w:r>
@@ -29808,13 +28484,8 @@
       <w:fldChar w:fldCharType="separate"/>
     </w:r>
     <w:r>
-      <w:t>i</w:t>
+      <w:t>ii</w:t>
     </w:r>
-    <w:proofErr w:type="spellStart"/>
-    <w:r>
-      <w:t>i</w:t>
-    </w:r>
-    <w:proofErr w:type="spellEnd"/>
     <w:r>
       <w:fldChar w:fldCharType="end"/>
     </w:r>
